--- a/lablog-week10.docx
+++ b/lablog-week10.docx
@@ -3242,7 +3242,6 @@
           </wp:inline>
         </w:drawing>
       </w:r>
-      <w:bookmarkStart w:id="0" w:name="_GoBack"/>
       <w:r>
         <w:rPr>
           <w:noProof/>
@@ -3293,6 +3292,75 @@
           </wp:inline>
         </w:drawing>
       </w:r>
+    </w:p>
+    <w:p>
+      <w:pPr>
+        <w:jc w:val="both"/>
+        <w:rPr>
+          <w:sz w:val="44"/>
+          <w:szCs w:val="44"/>
+          <w:u w:val="single"/>
+        </w:rPr>
+      </w:pPr>
+    </w:p>
+    <w:p>
+      <w:pPr>
+        <w:jc w:val="both"/>
+        <w:rPr>
+          <w:sz w:val="44"/>
+          <w:szCs w:val="44"/>
+          <w:u w:val="single"/>
+        </w:rPr>
+      </w:pPr>
+    </w:p>
+    <w:p>
+      <w:pPr>
+        <w:jc w:val="both"/>
+        <w:rPr>
+          <w:sz w:val="44"/>
+          <w:szCs w:val="44"/>
+          <w:u w:val="single"/>
+        </w:rPr>
+      </w:pPr>
+    </w:p>
+    <w:p>
+      <w:pPr>
+        <w:jc w:val="both"/>
+        <w:rPr>
+          <w:sz w:val="44"/>
+          <w:szCs w:val="44"/>
+          <w:u w:val="single"/>
+        </w:rPr>
+      </w:pPr>
+    </w:p>
+    <w:p>
+      <w:pPr>
+        <w:jc w:val="both"/>
+        <w:rPr>
+          <w:sz w:val="44"/>
+          <w:szCs w:val="44"/>
+          <w:u w:val="single"/>
+        </w:rPr>
+      </w:pPr>
+      <w:r>
+        <w:rPr>
+          <w:sz w:val="44"/>
+          <w:szCs w:val="44"/>
+          <w:u w:val="single"/>
+        </w:rPr>
+        <w:t>CNN_autoencoder_std_2026:</w:t>
+      </w:r>
+    </w:p>
+    <w:p>
+      <w:pPr>
+        <w:jc w:val="both"/>
+        <w:rPr>
+          <w:sz w:val="44"/>
+          <w:szCs w:val="44"/>
+          <w:u w:val="single"/>
+        </w:rPr>
+      </w:pPr>
+      <w:bookmarkStart w:id="0" w:name="_GoBack"/>
       <w:bookmarkEnd w:id="0"/>
     </w:p>
     <w:p>
@@ -3306,6 +3374,213 @@
       </w:pPr>
       <w:r>
         <w:rPr>
+          <w:noProof/>
+          <w:sz w:val="44"/>
+          <w:szCs w:val="44"/>
+          <w:u w:val="single"/>
+        </w:rPr>
+        <w:lastRenderedPageBreak/>
+        <w:drawing>
+          <wp:inline distT="0" distB="0" distL="0" distR="0" wp14:anchorId="0555FE91" wp14:editId="3C18D024">
+            <wp:extent cx="5731510" cy="2922905"/>
+            <wp:effectExtent l="0" t="0" r="2540" b="0"/>
+            <wp:docPr id="48" name="Picture 48"/>
+            <wp:cNvGraphicFramePr>
+              <a:graphicFrameLocks xmlns:a="http://schemas.openxmlformats.org/drawingml/2006/main" noChangeAspect="1"/>
+            </wp:cNvGraphicFramePr>
+            <a:graphic xmlns:a="http://schemas.openxmlformats.org/drawingml/2006/main">
+              <a:graphicData uri="http://schemas.openxmlformats.org/drawingml/2006/picture">
+                <pic:pic xmlns:pic="http://schemas.openxmlformats.org/drawingml/2006/picture">
+                  <pic:nvPicPr>
+                    <pic:cNvPr id="48" name="Screenshot 2026-05-01 012155.png"/>
+                    <pic:cNvPicPr/>
+                  </pic:nvPicPr>
+                  <pic:blipFill>
+                    <a:blip r:embed="rId55">
+                      <a:extLst>
+                        <a:ext uri="{28A0092B-C50C-407E-A947-70E740481C1C}">
+                          <a14:useLocalDpi xmlns:a14="http://schemas.microsoft.com/office/drawing/2010/main" val="0"/>
+                        </a:ext>
+                      </a:extLst>
+                    </a:blip>
+                    <a:stretch>
+                      <a:fillRect/>
+                    </a:stretch>
+                  </pic:blipFill>
+                  <pic:spPr>
+                    <a:xfrm>
+                      <a:off x="0" y="0"/>
+                      <a:ext cx="5731510" cy="2922905"/>
+                    </a:xfrm>
+                    <a:prstGeom prst="rect">
+                      <a:avLst/>
+                    </a:prstGeom>
+                  </pic:spPr>
+                </pic:pic>
+              </a:graphicData>
+            </a:graphic>
+          </wp:inline>
+        </w:drawing>
+      </w:r>
+      <w:r>
+        <w:rPr>
+          <w:noProof/>
+          <w:sz w:val="44"/>
+          <w:szCs w:val="44"/>
+          <w:u w:val="single"/>
+        </w:rPr>
+        <w:drawing>
+          <wp:inline distT="0" distB="0" distL="0" distR="0" wp14:anchorId="5CD5DB2F" wp14:editId="54102654">
+            <wp:extent cx="5731510" cy="2011680"/>
+            <wp:effectExtent l="0" t="0" r="2540" b="7620"/>
+            <wp:docPr id="53" name="Picture 53"/>
+            <wp:cNvGraphicFramePr>
+              <a:graphicFrameLocks xmlns:a="http://schemas.openxmlformats.org/drawingml/2006/main" noChangeAspect="1"/>
+            </wp:cNvGraphicFramePr>
+            <a:graphic xmlns:a="http://schemas.openxmlformats.org/drawingml/2006/main">
+              <a:graphicData uri="http://schemas.openxmlformats.org/drawingml/2006/picture">
+                <pic:pic xmlns:pic="http://schemas.openxmlformats.org/drawingml/2006/picture">
+                  <pic:nvPicPr>
+                    <pic:cNvPr id="53" name="Screenshot 2026-05-01 015320.png"/>
+                    <pic:cNvPicPr/>
+                  </pic:nvPicPr>
+                  <pic:blipFill>
+                    <a:blip r:embed="rId56">
+                      <a:extLst>
+                        <a:ext uri="{28A0092B-C50C-407E-A947-70E740481C1C}">
+                          <a14:useLocalDpi xmlns:a14="http://schemas.microsoft.com/office/drawing/2010/main" val="0"/>
+                        </a:ext>
+                      </a:extLst>
+                    </a:blip>
+                    <a:stretch>
+                      <a:fillRect/>
+                    </a:stretch>
+                  </pic:blipFill>
+                  <pic:spPr>
+                    <a:xfrm>
+                      <a:off x="0" y="0"/>
+                      <a:ext cx="5731510" cy="2011680"/>
+                    </a:xfrm>
+                    <a:prstGeom prst="rect">
+                      <a:avLst/>
+                    </a:prstGeom>
+                  </pic:spPr>
+                </pic:pic>
+              </a:graphicData>
+            </a:graphic>
+          </wp:inline>
+        </w:drawing>
+      </w:r>
+      <w:r>
+        <w:rPr>
+          <w:noProof/>
+          <w:sz w:val="44"/>
+          <w:szCs w:val="44"/>
+          <w:u w:val="single"/>
+        </w:rPr>
+        <w:drawing>
+          <wp:inline distT="0" distB="0" distL="0" distR="0" wp14:anchorId="01758723" wp14:editId="00F05805">
+            <wp:extent cx="5731510" cy="1360170"/>
+            <wp:effectExtent l="0" t="0" r="2540" b="0"/>
+            <wp:docPr id="54" name="Picture 54"/>
+            <wp:cNvGraphicFramePr>
+              <a:graphicFrameLocks xmlns:a="http://schemas.openxmlformats.org/drawingml/2006/main" noChangeAspect="1"/>
+            </wp:cNvGraphicFramePr>
+            <a:graphic xmlns:a="http://schemas.openxmlformats.org/drawingml/2006/main">
+              <a:graphicData uri="http://schemas.openxmlformats.org/drawingml/2006/picture">
+                <pic:pic xmlns:pic="http://schemas.openxmlformats.org/drawingml/2006/picture">
+                  <pic:nvPicPr>
+                    <pic:cNvPr id="54" name="Screenshot 2026-05-01 015357.png"/>
+                    <pic:cNvPicPr/>
+                  </pic:nvPicPr>
+                  <pic:blipFill>
+                    <a:blip r:embed="rId57" cstate="print">
+                      <a:extLst>
+                        <a:ext uri="{28A0092B-C50C-407E-A947-70E740481C1C}">
+                          <a14:useLocalDpi xmlns:a14="http://schemas.microsoft.com/office/drawing/2010/main" val="0"/>
+                        </a:ext>
+                      </a:extLst>
+                    </a:blip>
+                    <a:stretch>
+                      <a:fillRect/>
+                    </a:stretch>
+                  </pic:blipFill>
+                  <pic:spPr>
+                    <a:xfrm>
+                      <a:off x="0" y="0"/>
+                      <a:ext cx="5731510" cy="1360170"/>
+                    </a:xfrm>
+                    <a:prstGeom prst="rect">
+                      <a:avLst/>
+                    </a:prstGeom>
+                  </pic:spPr>
+                </pic:pic>
+              </a:graphicData>
+            </a:graphic>
+          </wp:inline>
+        </w:drawing>
+      </w:r>
+      <w:r>
+        <w:rPr>
+          <w:noProof/>
+          <w:sz w:val="44"/>
+          <w:szCs w:val="44"/>
+          <w:u w:val="single"/>
+        </w:rPr>
+        <w:drawing>
+          <wp:inline distT="0" distB="0" distL="0" distR="0" wp14:anchorId="30297F73" wp14:editId="42301FA3">
+            <wp:extent cx="5731510" cy="1184910"/>
+            <wp:effectExtent l="0" t="0" r="2540" b="0"/>
+            <wp:docPr id="55" name="Picture 55"/>
+            <wp:cNvGraphicFramePr>
+              <a:graphicFrameLocks xmlns:a="http://schemas.openxmlformats.org/drawingml/2006/main" noChangeAspect="1"/>
+            </wp:cNvGraphicFramePr>
+            <a:graphic xmlns:a="http://schemas.openxmlformats.org/drawingml/2006/main">
+              <a:graphicData uri="http://schemas.openxmlformats.org/drawingml/2006/picture">
+                <pic:pic xmlns:pic="http://schemas.openxmlformats.org/drawingml/2006/picture">
+                  <pic:nvPicPr>
+                    <pic:cNvPr id="55" name="Screenshot 2026-05-01 021412.png"/>
+                    <pic:cNvPicPr/>
+                  </pic:nvPicPr>
+                  <pic:blipFill>
+                    <a:blip r:embed="rId58" cstate="print">
+                      <a:extLst>
+                        <a:ext uri="{28A0092B-C50C-407E-A947-70E740481C1C}">
+                          <a14:useLocalDpi xmlns:a14="http://schemas.microsoft.com/office/drawing/2010/main" val="0"/>
+                        </a:ext>
+                      </a:extLst>
+                    </a:blip>
+                    <a:stretch>
+                      <a:fillRect/>
+                    </a:stretch>
+                  </pic:blipFill>
+                  <pic:spPr>
+                    <a:xfrm>
+                      <a:off x="0" y="0"/>
+                      <a:ext cx="5731510" cy="1184910"/>
+                    </a:xfrm>
+                    <a:prstGeom prst="rect">
+                      <a:avLst/>
+                    </a:prstGeom>
+                  </pic:spPr>
+                </pic:pic>
+              </a:graphicData>
+            </a:graphic>
+          </wp:inline>
+        </w:drawing>
+      </w:r>
+    </w:p>
+    <w:p>
+      <w:pPr>
+        <w:jc w:val="both"/>
+        <w:rPr>
+          <w:sz w:val="44"/>
+          <w:szCs w:val="44"/>
+          <w:u w:val="single"/>
+        </w:rPr>
+      </w:pPr>
+      <w:r>
+        <w:rPr>
           <w:sz w:val="44"/>
           <w:szCs w:val="44"/>
           <w:u w:val="single"/>
@@ -3337,6 +3612,7 @@
           <w:szCs w:val="44"/>
           <w:u w:val="single"/>
         </w:rPr>
+        <w:lastRenderedPageBreak/>
         <w:t>Lab 12</w:t>
       </w:r>
     </w:p>
